--- a/docs/voc-classification-knowledge.docx
+++ b/docs/voc-classification-knowledge.docx
@@ -20,7 +20,7 @@
           <w:iCs/>
           <w:color w:val="666666"/>
         </w:rPr>
-        <w:t xml:space="preserve">사내 Copilot Studio Agent ‘U+VOC voice’의 지식(Knowledge)으로 업로드해 분류·대응의 일관성을 보장하기 위한 기준 문서입니다. (앱 소스 src/classify.js에서 생성)</w:t>
+        <w:t xml:space="preserve">사내 Copilot Studio Agent ‘U+VOC 고객가이드’의 지식(Knowledge)으로 업로드해 분류·대응의 일관성을 보장하기 위한 기준 문서입니다. (앱 소스 src/classify.js에서 생성)</w:t>
       </w:r>
     </w:p>
     <w:p>
@@ -28,7 +28,7 @@
         <w:pStyle w:val="Heading2"/>
       </w:pPr>
       <w:r>
-        <w:t xml:space="preserve">1. VOC구분 4그룹</w:t>
+        <w:t xml:space="preserve">1. VOC구분 6그룹</w:t>
       </w:r>
     </w:p>
     <w:p>
@@ -76,7 +76,31 @@
         </w:numPr>
       </w:pPr>
       <w:r>
-        <w:t xml:space="preserve">단순 문의/불만/기타</w:t>
+        <w:t xml:space="preserve">단순 문의</w:t>
+      </w:r>
+    </w:p>
+    <w:p>
+      <w:pPr>
+        <w:pStyle w:val="ListParagraph"/>
+        <w:numPr>
+          <w:ilvl w:val="0"/>
+          <w:numId w:val="2"/>
+        </w:numPr>
+      </w:pPr>
+      <w:r>
+        <w:t xml:space="preserve">불만</w:t>
+      </w:r>
+    </w:p>
+    <w:p>
+      <w:pPr>
+        <w:pStyle w:val="ListParagraph"/>
+        <w:numPr>
+          <w:ilvl w:val="0"/>
+          <w:numId w:val="2"/>
+        </w:numPr>
+      </w:pPr>
+      <w:r>
+        <w:t xml:space="preserve">기타</w:t>
       </w:r>
     </w:p>
     <w:p>
@@ -427,43 +451,67 @@
         </w:numPr>
       </w:pPr>
       <w:r>
-        <w:t xml:space="preserve">MY: 가입정보관리 · 요금/납부/청구 · 회원/로그인/ID · 휴대폰 결제 · 데이터 · 고객지원 · 자녀 통신요금 관리 · 메뉴/GNB/위젯 · 결합할인</w:t>
-      </w:r>
-    </w:p>
-    <w:p>
-      <w:pPr>
-        <w:pStyle w:val="ListParagraph"/>
-        <w:numPr>
-          <w:ilvl w:val="0"/>
-          <w:numId w:val="3"/>
-        </w:numPr>
-      </w:pPr>
-      <w:r>
-        <w:t xml:space="preserve">검색/챗봇: 검색/챗봇</w:t>
-      </w:r>
-    </w:p>
-    <w:p>
-      <w:pPr>
-        <w:pStyle w:val="ListParagraph"/>
-        <w:numPr>
-          <w:ilvl w:val="0"/>
-          <w:numId w:val="3"/>
-        </w:numPr>
-      </w:pPr>
-      <w:r>
-        <w:t xml:space="preserve">혜택/멤버십: VIP콕(영화/구독/제휴) · 바코드/메뉴 · 유플미션/출석체크 · 멤버십(등급/정책) · 유플투쁠</w:t>
-      </w:r>
-    </w:p>
-    <w:p>
-      <w:pPr>
-        <w:pStyle w:val="ListParagraph"/>
-        <w:numPr>
-          <w:ilvl w:val="0"/>
-          <w:numId w:val="3"/>
-        </w:numPr>
-      </w:pPr>
-      <w:r>
-        <w:t xml:space="preserve">상품/스토어: 기타(유독) · 로밍 · 모바일 가입 · 유심/이심(eSIM)/너겟 · 모바일 요금제 · 모바일 부가서비스 · 홈 요금제/홈 부가서비스 · 액세서리/라이브</w:t>
+        <w:t xml:space="preserve">MY: 가입정보관리 · 요금/납부/청구 · 회원/로그인/ID · IMSI · 휴대폰 결제 · 데이터 · 고객지원 · 자녀 통신요금 관리 · 메뉴/GNB/위젯 · 결합할인</w:t>
+      </w:r>
+    </w:p>
+    <w:p>
+      <w:pPr>
+        <w:pStyle w:val="ListParagraph"/>
+        <w:numPr>
+          <w:ilvl w:val="0"/>
+          <w:numId w:val="3"/>
+        </w:numPr>
+      </w:pPr>
+      <w:r>
+        <w:t xml:space="preserve">검색/챗봇: 검색/챗봇 · 챗봇</w:t>
+      </w:r>
+    </w:p>
+    <w:p>
+      <w:pPr>
+        <w:pStyle w:val="ListParagraph"/>
+        <w:numPr>
+          <w:ilvl w:val="0"/>
+          <w:numId w:val="3"/>
+        </w:numPr>
+      </w:pPr>
+      <w:r>
+        <w:t xml:space="preserve">혜택/멤버십: VIP콕(영화/구독/제휴) · 바코드/메뉴 · 유플미션/출석체크 · 멤버십(등급/정책) · 유플투쁠 · 제휴(네이버 등)</w:t>
+      </w:r>
+    </w:p>
+    <w:p>
+      <w:pPr>
+        <w:pStyle w:val="ListParagraph"/>
+        <w:numPr>
+          <w:ilvl w:val="0"/>
+          <w:numId w:val="3"/>
+        </w:numPr>
+      </w:pPr>
+      <w:r>
+        <w:t xml:space="preserve">상품/스토어: 기타(유독) · 로밍 · 모바일 가입 · 인터넷/TV 가입 · 유심/이심(eSIM)/너겟 · 모바일 요금제 · 모바일 부가서비스 · 홈 요금제/홈 부가서비스 · 액세서리/라이브</w:t>
+      </w:r>
+    </w:p>
+    <w:p>
+      <w:pPr>
+        <w:pStyle w:val="ListParagraph"/>
+        <w:numPr>
+          <w:ilvl w:val="0"/>
+          <w:numId w:val="3"/>
+        </w:numPr>
+      </w:pPr>
+      <w:r>
+        <w:t xml:space="preserve">플러스탭: 플러스탭</w:t>
+      </w:r>
+    </w:p>
+    <w:p>
+      <w:pPr>
+        <w:pStyle w:val="ListParagraph"/>
+        <w:numPr>
+          <w:ilvl w:val="0"/>
+          <w:numId w:val="3"/>
+        </w:numPr>
+      </w:pPr>
+      <w:r>
+        <w:t xml:space="preserve">기타: 기타</w:t>
       </w:r>
     </w:p>
     <w:p>
